--- a/Fase 1/Evidencias Individules/Gonzalo_Arenas_1.2_APT122_DiarioReflexionFase1.docx
+++ b/Fase 1/Evidencias Individules/Gonzalo_Arenas_1.2_APT122_DiarioReflexionFase1.docx
@@ -312,7 +312,6 @@
             <w:pPr>
               <w:rPr>
                 <w:rFonts w:eastAsiaTheme="majorEastAsia"/>
-                <w:color w:val="767171" w:themeColor="background2" w:themeShade="80"/>
                 <w:sz w:val="24"/>
                 <w:szCs w:val="24"/>
               </w:rPr>
@@ -335,13 +334,59 @@
                 <w:szCs w:val="24"/>
               </w:rPr>
             </w:pPr>
+          </w:p>
+          <w:p>
+            <w:pPr>
+              <w:rPr>
+                <w:rFonts w:eastAsiaTheme="majorEastAsia"/>
+                <w:color w:val="767171" w:themeColor="background2" w:themeShade="80"/>
+                <w:sz w:val="24"/>
+                <w:szCs w:val="24"/>
+              </w:rPr>
+            </w:pPr>
             <w:r>
               <w:rPr>
                 <w:rFonts w:eastAsiaTheme="majorEastAsia"/>
                 <w:sz w:val="24"/>
                 <w:szCs w:val="24"/>
               </w:rPr>
-              <w:t>Los ramos que más disfruté fueron los relacionados con desarrollo frontend y bases de datos. Del desarrollo frontend me gustó poder ver resultados visuales e inmediatos de lo que iba construyendo, y trabajar directamente en la experiencia que usa la persona final. De bases de datos me gustó modelar la información de un problema real y ver cómo esas decisiones de diseño afectan todo lo que se construye después.</w:t>
+              <w:t xml:space="preserve">Los ramos que más disfruté fueron los relacionados con desarrollo </w:t>
+            </w:r>
+            <w:proofErr w:type="spellStart"/>
+            <w:r>
+              <w:rPr>
+                <w:rFonts w:eastAsiaTheme="majorEastAsia"/>
+                <w:sz w:val="24"/>
+                <w:szCs w:val="24"/>
+              </w:rPr>
+              <w:t>frontend</w:t>
+            </w:r>
+            <w:proofErr w:type="spellEnd"/>
+            <w:r>
+              <w:rPr>
+                <w:rFonts w:eastAsiaTheme="majorEastAsia"/>
+                <w:sz w:val="24"/>
+                <w:szCs w:val="24"/>
+              </w:rPr>
+              <w:t xml:space="preserve"> y bases de datos. Del desarrollo </w:t>
+            </w:r>
+            <w:proofErr w:type="spellStart"/>
+            <w:r>
+              <w:rPr>
+                <w:rFonts w:eastAsiaTheme="majorEastAsia"/>
+                <w:sz w:val="24"/>
+                <w:szCs w:val="24"/>
+              </w:rPr>
+              <w:t>frontend</w:t>
+            </w:r>
+            <w:proofErr w:type="spellEnd"/>
+            <w:r>
+              <w:rPr>
+                <w:rFonts w:eastAsiaTheme="majorEastAsia"/>
+                <w:sz w:val="24"/>
+                <w:szCs w:val="24"/>
+              </w:rPr>
+              <w:t xml:space="preserve"> me gustó poder ver resultados visuales e inmediatos de lo que iba construyendo, y trabajar directamente en la experiencia que usa la persona final. De bases de datos me gustó modelar la información de un problema real y ver cómo esas decisiones de diseño afectan todo lo que se construye después.</w:t>
             </w:r>
           </w:p>
           <w:p>
@@ -701,7 +746,6 @@
           </w:tcPr>
           <w:p>
             <w:pPr>
-              <w:jc w:val="both"/>
               <w:rPr>
                 <w:rFonts w:eastAsiaTheme="majorEastAsia"/>
                 <w:color w:val="767171" w:themeColor="background2" w:themeShade="80"/>
@@ -721,7 +765,6 @@
                 <w:tab w:val="left" w:pos="454"/>
               </w:tabs>
               <w:ind w:left="454" w:hanging="283"/>
-              <w:jc w:val="both"/>
               <w:rPr>
                 <w:rFonts w:eastAsiaTheme="majorEastAsia"/>
                 <w:color w:val="767171" w:themeColor="background2" w:themeShade="80"/>
@@ -736,6 +779,14 @@
                 <w:szCs w:val="24"/>
               </w:rPr>
               <w:t xml:space="preserve">¿Cuáles consideras que tienes más desarrolladas y te sientes más seguro aplicando? ¿En cuáles te sientes más débil y requieren ser fortalecidas? </w:t>
+            </w:r>
+            <w:r>
+              <w:rPr>
+                <w:rFonts w:eastAsiaTheme="majorEastAsia"/>
+                <w:sz w:val="24"/>
+                <w:szCs w:val="24"/>
+              </w:rPr>
+              <w:br/>
             </w:r>
           </w:p>
           <w:p>
@@ -743,10 +794,9 @@
               <w:tabs>
                 <w:tab w:val="left" w:pos="454"/>
               </w:tabs>
-              <w:jc w:val="both"/>
-              <w:rPr>
-                <w:rFonts w:eastAsiaTheme="majorEastAsia"/>
-                <w:color w:val="767171" w:themeColor="background2" w:themeShade="80"/>
+              <w:rPr>
+                <w:rFonts w:eastAsiaTheme="majorEastAsia"/>
+                <w:color w:val="70AD47" w:themeColor="accent6"/>
                 <w:sz w:val="24"/>
                 <w:szCs w:val="24"/>
               </w:rPr>
@@ -754,28 +804,31 @@
             <w:r>
               <w:rPr>
                 <w:rFonts w:eastAsiaTheme="majorEastAsia"/>
-                <w:color w:val="A8D08D" w:themeColor="accent6" w:themeTint="99"/>
-                <w:sz w:val="24"/>
-                <w:szCs w:val="24"/>
-              </w:rPr>
-              <w:t>Me siento más seguro y desarrollado en frontend</w:t>
+                <w:color w:val="70AD47" w:themeColor="accent6"/>
+                <w:sz w:val="24"/>
+                <w:szCs w:val="24"/>
+              </w:rPr>
+              <w:t xml:space="preserve">Me siento más seguro y desarrollado en </w:t>
             </w:r>
+            <w:proofErr w:type="spellStart"/>
             <w:r>
               <w:rPr>
                 <w:rFonts w:eastAsiaTheme="majorEastAsia"/>
-                <w:sz w:val="24"/>
-                <w:szCs w:val="24"/>
-              </w:rPr>
-              <w:t xml:space="preserve"> — es donde tengo más práctica y donde más he podido aplicar lo aprendido en proyectos concretos, como en Mira. En bases de datos manejo lo esencial, pero es un área que quiero seguir fortaleciendo, especialmente en </w:t>
+                <w:color w:val="70AD47" w:themeColor="accent6"/>
+                <w:sz w:val="24"/>
+                <w:szCs w:val="24"/>
+              </w:rPr>
+              <w:t>frontend</w:t>
             </w:r>
+            <w:proofErr w:type="spellEnd"/>
             <w:r>
               <w:rPr>
                 <w:rFonts w:eastAsiaTheme="majorEastAsia"/>
-                <w:color w:val="FF0000"/>
-                <w:sz w:val="24"/>
-                <w:szCs w:val="24"/>
-              </w:rPr>
-              <w:t>modelado más complejo y optimización de consultas.</w:t>
+                <w:color w:val="70AD47" w:themeColor="accent6"/>
+                <w:sz w:val="24"/>
+                <w:szCs w:val="24"/>
+              </w:rPr>
+              <w:t xml:space="preserve"> — es donde tengo más práctica y donde más he podido aplicar lo aprendido en proyectos concretos, como en Mira. </w:t>
             </w:r>
           </w:p>
           <w:p>
@@ -783,10 +836,8 @@
               <w:tabs>
                 <w:tab w:val="left" w:pos="454"/>
               </w:tabs>
-              <w:jc w:val="both"/>
-              <w:rPr>
-                <w:rFonts w:eastAsiaTheme="majorEastAsia"/>
-                <w:color w:val="767171" w:themeColor="background2" w:themeShade="80"/>
+              <w:rPr>
+                <w:rFonts w:eastAsiaTheme="majorEastAsia"/>
                 <w:sz w:val="24"/>
                 <w:szCs w:val="24"/>
               </w:rPr>
@@ -797,7 +848,28 @@
               <w:tabs>
                 <w:tab w:val="left" w:pos="454"/>
               </w:tabs>
-              <w:jc w:val="both"/>
+              <w:rPr>
+                <w:rFonts w:eastAsiaTheme="majorEastAsia"/>
+                <w:color w:val="FF0000"/>
+                <w:sz w:val="24"/>
+                <w:szCs w:val="24"/>
+              </w:rPr>
+            </w:pPr>
+            <w:r>
+              <w:rPr>
+                <w:rFonts w:eastAsiaTheme="majorEastAsia"/>
+                <w:color w:val="FF0000"/>
+                <w:sz w:val="24"/>
+                <w:szCs w:val="24"/>
+              </w:rPr>
+              <w:t>En bases de datos manejo lo esencial, pero es un área que quiero seguir fortaleciendo, especialmente en modelado más complejo y optimización de consultas.</w:t>
+            </w:r>
+          </w:p>
+          <w:p>
+            <w:pPr>
+              <w:tabs>
+                <w:tab w:val="left" w:pos="454"/>
+              </w:tabs>
               <w:rPr>
                 <w:rFonts w:eastAsiaTheme="majorEastAsia"/>
                 <w:color w:val="767171" w:themeColor="background2" w:themeShade="80"/>
@@ -811,7 +883,6 @@
               <w:tabs>
                 <w:tab w:val="left" w:pos="454"/>
               </w:tabs>
-              <w:jc w:val="both"/>
               <w:rPr>
                 <w:rFonts w:eastAsiaTheme="majorEastAsia"/>
                 <w:color w:val="767171" w:themeColor="background2" w:themeShade="80"/>
@@ -825,7 +896,6 @@
               <w:tabs>
                 <w:tab w:val="left" w:pos="454"/>
               </w:tabs>
-              <w:jc w:val="both"/>
               <w:rPr>
                 <w:rFonts w:eastAsiaTheme="majorEastAsia"/>
                 <w:color w:val="767171" w:themeColor="background2" w:themeShade="80"/>
@@ -839,7 +909,6 @@
               <w:tabs>
                 <w:tab w:val="left" w:pos="454"/>
               </w:tabs>
-              <w:jc w:val="both"/>
               <w:rPr>
                 <w:rFonts w:eastAsiaTheme="majorEastAsia"/>
                 <w:color w:val="767171" w:themeColor="background2" w:themeShade="80"/>
@@ -853,7 +922,6 @@
               <w:tabs>
                 <w:tab w:val="left" w:pos="454"/>
               </w:tabs>
-              <w:jc w:val="both"/>
               <w:rPr>
                 <w:rFonts w:eastAsiaTheme="majorEastAsia"/>
                 <w:color w:val="767171" w:themeColor="background2" w:themeShade="80"/>
@@ -864,126 +932,55 @@
           </w:p>
           <w:p>
             <w:pPr>
-              <w:tabs>
-                <w:tab w:val="left" w:pos="454"/>
-              </w:tabs>
-              <w:jc w:val="both"/>
-              <w:rPr>
-                <w:rFonts w:eastAsiaTheme="majorEastAsia"/>
-                <w:color w:val="767171" w:themeColor="background2" w:themeShade="80"/>
-                <w:sz w:val="24"/>
-                <w:szCs w:val="24"/>
-              </w:rPr>
-            </w:pPr>
-          </w:p>
-          <w:p>
-            <w:pPr>
-              <w:tabs>
-                <w:tab w:val="left" w:pos="454"/>
-              </w:tabs>
-              <w:jc w:val="both"/>
-              <w:rPr>
-                <w:rFonts w:eastAsiaTheme="majorEastAsia"/>
-                <w:color w:val="767171" w:themeColor="background2" w:themeShade="80"/>
-                <w:sz w:val="24"/>
-                <w:szCs w:val="24"/>
-              </w:rPr>
-            </w:pPr>
-          </w:p>
-          <w:p>
-            <w:pPr>
-              <w:tabs>
-                <w:tab w:val="left" w:pos="454"/>
-              </w:tabs>
-              <w:ind w:left="171"/>
-              <w:jc w:val="both"/>
-              <w:rPr>
-                <w:rFonts w:eastAsiaTheme="majorEastAsia"/>
-                <w:color w:val="767171" w:themeColor="background2" w:themeShade="80"/>
-                <w:sz w:val="24"/>
-                <w:szCs w:val="24"/>
-              </w:rPr>
-            </w:pPr>
-          </w:p>
-          <w:p>
-            <w:pPr>
-              <w:jc w:val="both"/>
-              <w:rPr>
-                <w:rFonts w:eastAsiaTheme="majorEastAsia"/>
-                <w:color w:val="767171" w:themeColor="background2" w:themeShade="80"/>
-                <w:sz w:val="24"/>
-                <w:szCs w:val="24"/>
-              </w:rPr>
-            </w:pPr>
-          </w:p>
-          <w:p>
-            <w:pPr>
-              <w:jc w:val="both"/>
-              <w:rPr>
-                <w:rFonts w:ascii="Calibri" w:hAnsi="Calibri"/>
-                <w:b/>
-                <w:bCs/>
-              </w:rPr>
-            </w:pPr>
-          </w:p>
-          <w:p>
-            <w:pPr>
-              <w:jc w:val="both"/>
-              <w:rPr>
-                <w:rFonts w:ascii="Calibri" w:hAnsi="Calibri"/>
-                <w:b/>
-                <w:bCs/>
-              </w:rPr>
-            </w:pPr>
-          </w:p>
-          <w:p>
-            <w:pPr>
-              <w:jc w:val="both"/>
-              <w:rPr>
-                <w:rFonts w:ascii="Calibri" w:hAnsi="Calibri"/>
-                <w:b/>
-                <w:bCs/>
-              </w:rPr>
-            </w:pPr>
-          </w:p>
-          <w:p>
-            <w:pPr>
-              <w:jc w:val="both"/>
-              <w:rPr>
-                <w:rFonts w:ascii="Calibri" w:hAnsi="Calibri"/>
-                <w:b/>
-                <w:bCs/>
-              </w:rPr>
-            </w:pPr>
-          </w:p>
-          <w:p>
-            <w:pPr>
-              <w:jc w:val="both"/>
-              <w:rPr>
-                <w:rFonts w:ascii="Calibri" w:hAnsi="Calibri"/>
-                <w:b/>
-                <w:bCs/>
-              </w:rPr>
-            </w:pPr>
-          </w:p>
-          <w:p>
-            <w:pPr>
-              <w:jc w:val="both"/>
-              <w:rPr>
-                <w:rFonts w:ascii="Calibri" w:hAnsi="Calibri"/>
-                <w:b/>
-                <w:bCs/>
-              </w:rPr>
-            </w:pPr>
-          </w:p>
-          <w:p>
-            <w:pPr>
-              <w:jc w:val="both"/>
               <w:rPr>
                 <w:rFonts w:ascii="Calibri" w:hAnsi="Calibri"/>
                 <w:b/>
                 <w:bCs/>
                 <w:color w:val="1F4E79" w:themeColor="accent1" w:themeShade="80"/>
+              </w:rPr>
+            </w:pPr>
+          </w:p>
+        </w:tc>
+      </w:tr>
+      <w:tr>
+        <w:trPr>
+          <w:trHeight w:val="440"/>
+        </w:trPr>
+        <w:tc>
+          <w:tcPr>
+            <w:tcW w:w="10076" w:type="dxa"/>
+            <w:shd w:val="clear" w:color="auto" w:fill="DEEAF6" w:themeFill="accent1" w:themeFillTint="33"/>
+            <w:vAlign w:val="center"/>
+          </w:tcPr>
+          <w:p>
+            <w:pPr>
+              <w:rPr>
+                <w:rFonts w:eastAsiaTheme="majorEastAsia"/>
+                <w:color w:val="767171" w:themeColor="background2" w:themeShade="80"/>
+                <w:sz w:val="24"/>
+                <w:szCs w:val="24"/>
+              </w:rPr>
+            </w:pPr>
+          </w:p>
+        </w:tc>
+      </w:tr>
+      <w:tr>
+        <w:trPr>
+          <w:trHeight w:val="440"/>
+        </w:trPr>
+        <w:tc>
+          <w:tcPr>
+            <w:tcW w:w="10076" w:type="dxa"/>
+            <w:shd w:val="clear" w:color="auto" w:fill="DEEAF6" w:themeFill="accent1" w:themeFillTint="33"/>
+            <w:vAlign w:val="center"/>
+          </w:tcPr>
+          <w:p>
+            <w:pPr>
+              <w:rPr>
+                <w:rFonts w:eastAsiaTheme="majorEastAsia"/>
+                <w:color w:val="767171" w:themeColor="background2" w:themeShade="80"/>
+                <w:sz w:val="24"/>
+                <w:szCs w:val="24"/>
               </w:rPr>
             </w:pPr>
           </w:p>
@@ -1227,7 +1224,25 @@
                 <w:sz w:val="24"/>
                 <w:szCs w:val="24"/>
               </w:rPr>
-              <w:t>Mis principales intereses profesionales están en el desarrollo frontend y en el trabajo con bases de datos. El área de desempeño que más me interesa es el desarrollo de software, con foco en construir interfaces claras y funcionales sobre datos bien estructurados.</w:t>
+              <w:t xml:space="preserve">Mis principales intereses profesionales están en el desarrollo </w:t>
+            </w:r>
+            <w:proofErr w:type="spellStart"/>
+            <w:r>
+              <w:rPr>
+                <w:rFonts w:eastAsiaTheme="majorEastAsia"/>
+                <w:sz w:val="24"/>
+                <w:szCs w:val="24"/>
+              </w:rPr>
+              <w:t>frontend</w:t>
+            </w:r>
+            <w:proofErr w:type="spellEnd"/>
+            <w:r>
+              <w:rPr>
+                <w:rFonts w:eastAsiaTheme="majorEastAsia"/>
+                <w:sz w:val="24"/>
+                <w:szCs w:val="24"/>
+              </w:rPr>
+              <w:t xml:space="preserve"> y en el trabajo con bases de datos. El área de desempeño que más me interesa es el desarrollo de software, con foco en construir interfaces claras y funcionales sobre datos bien estructurados.</w:t>
             </w:r>
           </w:p>
           <w:p>
@@ -1344,31 +1359,11 @@
           </w:p>
           <w:p>
             <w:pPr>
+              <w:pStyle w:val="Prrafodelista"/>
               <w:tabs>
                 <w:tab w:val="left" w:pos="454"/>
               </w:tabs>
-              <w:jc w:val="both"/>
-              <w:rPr>
-                <w:rFonts w:eastAsiaTheme="majorEastAsia"/>
-                <w:color w:val="767171" w:themeColor="background2" w:themeShade="80"/>
-                <w:sz w:val="24"/>
-                <w:szCs w:val="24"/>
-              </w:rPr>
-            </w:pPr>
-            <w:r>
-              <w:rPr>
-                <w:rFonts w:eastAsiaTheme="majorEastAsia"/>
-                <w:sz w:val="24"/>
-                <w:szCs w:val="24"/>
-              </w:rPr>
-              <w:t>Las competencias que más se relacionan con estos intereses son diseñar y generar soluciones que resuelvan requerimientos de información considerando bases de datos relacionales y no relacionales, y desarrollar soluciones de software siguiendo el ciclo de vida completo. La que siento que más necesito fortalecer es el diseño y modelado de bases de datos más complejas.</w:t>
-            </w:r>
-          </w:p>
-          <w:p>
-            <w:pPr>
-              <w:tabs>
-                <w:tab w:val="left" w:pos="454"/>
-              </w:tabs>
+              <w:ind w:left="454"/>
               <w:jc w:val="both"/>
               <w:rPr>
                 <w:rFonts w:eastAsiaTheme="majorEastAsia"/>
@@ -1391,34 +1386,14 @@
                 <w:szCs w:val="24"/>
               </w:rPr>
             </w:pPr>
-          </w:p>
-          <w:p>
-            <w:pPr>
-              <w:tabs>
-                <w:tab w:val="left" w:pos="454"/>
-              </w:tabs>
-              <w:jc w:val="both"/>
-              <w:rPr>
-                <w:rFonts w:eastAsiaTheme="majorEastAsia"/>
-                <w:color w:val="767171" w:themeColor="background2" w:themeShade="80"/>
-                <w:sz w:val="24"/>
-                <w:szCs w:val="24"/>
-              </w:rPr>
-            </w:pPr>
-          </w:p>
-          <w:p>
-            <w:pPr>
-              <w:tabs>
-                <w:tab w:val="left" w:pos="454"/>
-              </w:tabs>
-              <w:jc w:val="both"/>
-              <w:rPr>
-                <w:rFonts w:eastAsiaTheme="majorEastAsia"/>
-                <w:color w:val="767171" w:themeColor="background2" w:themeShade="80"/>
-                <w:sz w:val="24"/>
-                <w:szCs w:val="24"/>
-              </w:rPr>
-            </w:pPr>
+            <w:r>
+              <w:rPr>
+                <w:rFonts w:eastAsiaTheme="majorEastAsia"/>
+                <w:sz w:val="24"/>
+                <w:szCs w:val="24"/>
+              </w:rPr>
+              <w:t>Las competencias que más se relacionan con estos intereses son diseñar y generar soluciones que resuelvan requerimientos de información considerando bases de datos relacionales y no relacionales, y desarrollar soluciones de software siguiendo el ciclo de vida completo. La que siento que más necesito fortalecer es el diseño y modelado de bases de datos más complejas.</w:t>
+            </w:r>
           </w:p>
           <w:p>
             <w:pPr>
@@ -1498,6 +1473,19 @@
               <w:jc w:val="both"/>
               <w:rPr>
                 <w:rFonts w:eastAsiaTheme="majorEastAsia"/>
+                <w:sz w:val="24"/>
+                <w:szCs w:val="24"/>
+              </w:rPr>
+            </w:pPr>
+          </w:p>
+          <w:p>
+            <w:pPr>
+              <w:tabs>
+                <w:tab w:val="left" w:pos="454"/>
+              </w:tabs>
+              <w:jc w:val="both"/>
+              <w:rPr>
+                <w:rFonts w:eastAsiaTheme="majorEastAsia"/>
                 <w:color w:val="767171" w:themeColor="background2" w:themeShade="80"/>
                 <w:sz w:val="24"/>
                 <w:szCs w:val="24"/>
@@ -1509,7 +1497,25 @@
                 <w:sz w:val="24"/>
                 <w:szCs w:val="24"/>
               </w:rPr>
-              <w:t>En 5 años me gustaría estar trabajando como desarrollador frontend en una empresa donde también pueda seguir profundizando en bases de datos, participando en proyectos completos de principio a fin, y habiendo consolidado la transición desde mi carrera anterior hacia el desarrollo de software.</w:t>
+              <w:t xml:space="preserve">En 5 años me gustaría estar trabajando como desarrollador </w:t>
+            </w:r>
+            <w:proofErr w:type="spellStart"/>
+            <w:r>
+              <w:rPr>
+                <w:rFonts w:eastAsiaTheme="majorEastAsia"/>
+                <w:sz w:val="24"/>
+                <w:szCs w:val="24"/>
+              </w:rPr>
+              <w:t>frontend</w:t>
+            </w:r>
+            <w:proofErr w:type="spellEnd"/>
+            <w:r>
+              <w:rPr>
+                <w:rFonts w:eastAsiaTheme="majorEastAsia"/>
+                <w:sz w:val="24"/>
+                <w:szCs w:val="24"/>
+              </w:rPr>
+              <w:t xml:space="preserve"> en una empresa donde también pueda seguir profundizando en bases de datos, participando en proyectos completos de principio a fin, y habiendo consolidado la transición desde mi carrera anterior hacia el desarrollo de software.</w:t>
             </w:r>
           </w:p>
           <w:p>
@@ -1523,31 +1529,6 @@
                 <w:color w:val="767171" w:themeColor="background2" w:themeShade="80"/>
                 <w:sz w:val="24"/>
                 <w:szCs w:val="24"/>
-              </w:rPr>
-            </w:pPr>
-          </w:p>
-          <w:p>
-            <w:pPr>
-              <w:tabs>
-                <w:tab w:val="left" w:pos="454"/>
-              </w:tabs>
-              <w:jc w:val="both"/>
-              <w:rPr>
-                <w:rFonts w:eastAsiaTheme="majorEastAsia"/>
-                <w:color w:val="767171" w:themeColor="background2" w:themeShade="80"/>
-                <w:sz w:val="24"/>
-                <w:szCs w:val="24"/>
-              </w:rPr>
-            </w:pPr>
-          </w:p>
-          <w:p>
-            <w:pPr>
-              <w:jc w:val="both"/>
-              <w:rPr>
-                <w:rFonts w:ascii="Calibri" w:hAnsi="Calibri"/>
-                <w:b/>
-                <w:bCs/>
-                <w:color w:val="1F4E79" w:themeColor="accent1" w:themeShade="80"/>
               </w:rPr>
             </w:pPr>
           </w:p>
@@ -7854,6 +7835,7 @@
     <w:lsdException w:name="HTML Sample" w:semiHidden="1" w:unhideWhenUsed="1"/>
     <w:lsdException w:name="HTML Typewriter" w:semiHidden="1" w:unhideWhenUsed="1"/>
     <w:lsdException w:name="HTML Variable" w:semiHidden="1" w:unhideWhenUsed="1"/>
+    <w:lsdException w:name="Normal Table" w:semiHidden="1" w:unhideWhenUsed="1"/>
     <w:lsdException w:name="annotation subject" w:semiHidden="1" w:unhideWhenUsed="1"/>
     <w:lsdException w:name="No List" w:semiHidden="1" w:unhideWhenUsed="1"/>
     <w:lsdException w:name="Outline List 1" w:semiHidden="1" w:unhideWhenUsed="1"/>
@@ -7896,8 +7878,11 @@
     <w:lsdException w:name="Table Contemporary" w:semiHidden="1" w:unhideWhenUsed="1"/>
     <w:lsdException w:name="Table Elegant" w:semiHidden="1" w:unhideWhenUsed="1"/>
     <w:lsdException w:name="Table Professional" w:semiHidden="1" w:unhideWhenUsed="1"/>
+    <w:lsdException w:name="Table Subtle 1" w:semiHidden="1" w:unhideWhenUsed="1"/>
     <w:lsdException w:name="Table Subtle 2" w:semiHidden="1" w:unhideWhenUsed="1"/>
     <w:lsdException w:name="Table Web 1" w:semiHidden="1" w:unhideWhenUsed="1"/>
+    <w:lsdException w:name="Table Web 2" w:semiHidden="1" w:unhideWhenUsed="1"/>
+    <w:lsdException w:name="Table Web 3" w:semiHidden="1" w:unhideWhenUsed="1"/>
     <w:lsdException w:name="Balloon Text" w:semiHidden="1" w:unhideWhenUsed="1"/>
     <w:lsdException w:name="Table Grid" w:uiPriority="39"/>
     <w:lsdException w:name="Table Theme" w:semiHidden="1" w:unhideWhenUsed="1"/>
@@ -9443,6 +9428,25 @@
 </file>
 
 <file path=customXml/item1.xml><?xml version="1.0" encoding="utf-8"?>
+<p:properties xmlns:p="http://schemas.microsoft.com/office/2006/metadata/properties" xmlns:xsi="http://www.w3.org/2001/XMLSchema-instance" xmlns:pc="http://schemas.microsoft.com/office/infopath/2007/PartnerControls">
+  <documentManagement/>
+</p:properties>
+</file>
+
+<file path=customXml/item2.xml><?xml version="1.0" encoding="utf-8"?>
+<b:Sources xmlns:b="http://schemas.openxmlformats.org/officeDocument/2006/bibliography" xmlns="http://schemas.openxmlformats.org/officeDocument/2006/bibliography" SelectedStyle="\APASixthEditionOfficeOnline.xsl" StyleName="APA" Version="6"/>
+</file>
+
+<file path=customXml/item3.xml><?xml version="1.0" encoding="utf-8"?>
+<?mso-contentType ?>
+<FormTemplates xmlns="http://schemas.microsoft.com/sharepoint/v3/contenttype/forms">
+  <Display>DocumentLibraryForm</Display>
+  <Edit>DocumentLibraryForm</Edit>
+  <New>DocumentLibraryForm</New>
+</FormTemplates>
+</file>
+
+<file path=customXml/item4.xml><?xml version="1.0" encoding="utf-8"?>
 <ct:contentTypeSchema xmlns:ct="http://schemas.microsoft.com/office/2006/metadata/contentType" xmlns:ma="http://schemas.microsoft.com/office/2006/metadata/properties/metaAttributes" ct:_="" ma:_="" ma:contentTypeName="Documento" ma:contentTypeID="0x010100E96778489EE7714D8BD12CC105EB918B" ma:contentTypeVersion="2" ma:contentTypeDescription="Crear nuevo documento." ma:contentTypeScope="" ma:versionID="416c5c7ae9b5d54d83875cd3c65194e3">
   <xsd:schema xmlns:xsd="http://www.w3.org/2001/XMLSchema" xmlns:xs="http://www.w3.org/2001/XMLSchema" xmlns:p="http://schemas.microsoft.com/office/2006/metadata/properties" xmlns:ns2="126e8a1c-9ea9-435a-ac89-d06c80d62e30" targetNamespace="http://schemas.microsoft.com/office/2006/metadata/properties" ma:root="true" ma:fieldsID="70a237c842677bd850644f8595079f5e" ns2:_="">
     <xsd:import namespace="126e8a1c-9ea9-435a-ac89-d06c80d62e30"/>
@@ -9574,26 +9578,32 @@
 </ct:contentTypeSchema>
 </file>
 
-<file path=customXml/item2.xml><?xml version="1.0" encoding="utf-8"?>
-<?mso-contentType ?>
-<FormTemplates xmlns="http://schemas.microsoft.com/sharepoint/v3/contenttype/forms">
-  <Display>DocumentLibraryForm</Display>
-  <Edit>DocumentLibraryForm</Edit>
-  <New>DocumentLibraryForm</New>
-</FormTemplates>
+<file path=customXml/itemProps1.xml><?xml version="1.0" encoding="utf-8"?>
+<ds:datastoreItem xmlns:ds="http://schemas.openxmlformats.org/officeDocument/2006/customXml" ds:itemID="{5F1783E3-BA1C-4CA3-8E32-C9B378BBED03}">
+  <ds:schemaRefs>
+    <ds:schemaRef ds:uri="http://schemas.microsoft.com/office/2006/metadata/properties"/>
+    <ds:schemaRef ds:uri="http://schemas.microsoft.com/office/infopath/2007/PartnerControls"/>
+  </ds:schemaRefs>
+</ds:datastoreItem>
 </file>
 
-<file path=customXml/item3.xml><?xml version="1.0" encoding="utf-8"?>
-<b:Sources xmlns:b="http://schemas.openxmlformats.org/officeDocument/2006/bibliography" xmlns="http://schemas.openxmlformats.org/officeDocument/2006/bibliography" SelectedStyle="\APASixthEditionOfficeOnline.xsl" StyleName="APA" Version="6"/>
+<file path=customXml/itemProps2.xml><?xml version="1.0" encoding="utf-8"?>
+<ds:datastoreItem xmlns:ds="http://schemas.openxmlformats.org/officeDocument/2006/customXml" ds:itemID="{38798A93-35BB-4E36-97F5-7254B21EAFCC}">
+  <ds:schemaRefs>
+    <ds:schemaRef ds:uri="http://schemas.openxmlformats.org/officeDocument/2006/bibliography"/>
+  </ds:schemaRefs>
+</ds:datastoreItem>
 </file>
 
-<file path=customXml/item4.xml><?xml version="1.0" encoding="utf-8"?>
-<p:properties xmlns:p="http://schemas.microsoft.com/office/2006/metadata/properties" xmlns:xsi="http://www.w3.org/2001/XMLSchema-instance" xmlns:pc="http://schemas.microsoft.com/office/infopath/2007/PartnerControls">
-  <documentManagement/>
-</p:properties>
+<file path=customXml/itemProps3.xml><?xml version="1.0" encoding="utf-8"?>
+<ds:datastoreItem xmlns:ds="http://schemas.openxmlformats.org/officeDocument/2006/customXml" ds:itemID="{DABAA964-10BA-4DBC-ABF2-CDEAC0FAF7AA}">
+  <ds:schemaRefs>
+    <ds:schemaRef ds:uri="http://schemas.microsoft.com/sharepoint/v3/contenttype/forms"/>
+  </ds:schemaRefs>
+</ds:datastoreItem>
 </file>
 
-<file path=customXml/itemProps1.xml><?xml version="1.0" encoding="utf-8"?>
+<file path=customXml/itemProps4.xml><?xml version="1.0" encoding="utf-8"?>
 <ds:datastoreItem xmlns:ds="http://schemas.openxmlformats.org/officeDocument/2006/customXml" ds:itemID="{90673534-9590-47F8-B0D6-46AB217CB3AD}">
   <ds:schemaRefs>
     <ds:schemaRef ds:uri="http://schemas.microsoft.com/office/2006/metadata/contentType"/>
@@ -9609,29 +9619,4 @@
     <ds:schemaRef ds:uri="http://schemas.microsoft.com/internal/obd"/>
   </ds:schemaRefs>
 </ds:datastoreItem>
-</file>
-
-<file path=customXml/itemProps2.xml><?xml version="1.0" encoding="utf-8"?>
-<ds:datastoreItem xmlns:ds="http://schemas.openxmlformats.org/officeDocument/2006/customXml" ds:itemID="{DABAA964-10BA-4DBC-ABF2-CDEAC0FAF7AA}">
-  <ds:schemaRefs>
-    <ds:schemaRef ds:uri="http://schemas.microsoft.com/sharepoint/v3/contenttype/forms"/>
-  </ds:schemaRefs>
-</ds:datastoreItem>
-</file>
-
-<file path=customXml/itemProps3.xml><?xml version="1.0" encoding="utf-8"?>
-<ds:datastoreItem xmlns:ds="http://schemas.openxmlformats.org/officeDocument/2006/customXml" ds:itemID="{38798A93-35BB-4E36-97F5-7254B21EAFCC}">
-  <ds:schemaRefs>
-    <ds:schemaRef ds:uri="http://schemas.openxmlformats.org/officeDocument/2006/bibliography"/>
-  </ds:schemaRefs>
-</ds:datastoreItem>
-</file>
-
-<file path=customXml/itemProps4.xml><?xml version="1.0" encoding="utf-8"?>
-<ds:datastoreItem xmlns:ds="http://schemas.openxmlformats.org/officeDocument/2006/customXml" ds:itemID="{5F1783E3-BA1C-4CA3-8E32-C9B378BBED03}">
-  <ds:schemaRefs>
-    <ds:schemaRef ds:uri="http://schemas.microsoft.com/office/2006/metadata/properties"/>
-    <ds:schemaRef ds:uri="http://schemas.microsoft.com/office/infopath/2007/PartnerControls"/>
-  </ds:schemaRefs>
-</ds:datastoreItem>
 </file>